--- a/kubernetes/kubernetes debugging.docx
+++ b/kubernetes/kubernetes debugging.docx
@@ -12,20 +12,196 @@
     </w:p>
     <w:p>
       <w:pPr>
+        <w:pStyle w:val="Heading2"/>
+      </w:pPr>
+      <w:r>
+        <w:t>Create a testing Pod</w:t>
+      </w:r>
+    </w:p>
+    <w:p>
+      <w:r>
+        <w:t>Create a Pod for testing networking.</w:t>
+      </w:r>
+      <w:r>
+        <w:t xml:space="preserve"> We can use for that for example the busybox – publicly available Docker image.</w:t>
+      </w:r>
+    </w:p>
+    <w:p>
+      <w:r>
+        <w:t xml:space="preserve">We </w:t>
+      </w:r>
+      <w:r>
+        <w:t>can use this command to c</w:t>
+      </w:r>
+      <w:r>
+        <w:t>reate a Pod, get access to its terminal and remove it once we exit its terminal</w:t>
+      </w:r>
+      <w:r>
+        <w:t>:</w:t>
+      </w:r>
+    </w:p>
+    <w:p>
+      <w:pPr>
         <w:pStyle w:val="ListParagraph"/>
         <w:numPr>
           <w:ilvl w:val="0"/>
-          <w:numId w:val="1"/>
+          <w:numId w:val="10"/>
         </w:numPr>
       </w:pPr>
       <w:r>
-        <w:t xml:space="preserve">Create a Pod for testing </w:t>
-      </w:r>
-      <w:r>
-        <w:t>networking</w:t>
-      </w:r>
-      <w:r>
-        <w:t>. We will get access to its terminal and that Pod will be deleted after exiting it:</w:t>
+        <w:t>kubectl run dns-test --image=busybox:1.28 --restart=Never -it --rm -- /bin/sh</w:t>
+      </w:r>
+    </w:p>
+    <w:p>
+      <w:r>
+        <w:t>From the Pod’s terminal execute commands for testing networking.</w:t>
+      </w:r>
+    </w:p>
+    <w:p>
+      <w:pPr>
+        <w:pStyle w:val="Heading2"/>
+      </w:pPr>
+      <w:r>
+        <w:t>CoreDNS</w:t>
+      </w:r>
+    </w:p>
+    <w:p>
+      <w:r>
+        <w:t>Create a testing Pod and f</w:t>
+      </w:r>
+      <w:r>
+        <w:t xml:space="preserve">rom </w:t>
+      </w:r>
+      <w:r>
+        <w:t xml:space="preserve">that </w:t>
+      </w:r>
+      <w:r>
+        <w:t>Pod’s terminal</w:t>
+      </w:r>
+      <w:r>
+        <w:t xml:space="preserve"> test resolving DNS names:</w:t>
+      </w:r>
+    </w:p>
+    <w:p>
+      <w:pPr>
+        <w:pStyle w:val="ListParagraph"/>
+        <w:numPr>
+          <w:ilvl w:val="0"/>
+          <w:numId w:val="8"/>
+        </w:numPr>
+      </w:pPr>
+      <w:r>
+        <w:t>nslookup kubernetes.default</w:t>
+      </w:r>
+      <w:r>
+        <w:t xml:space="preserve"> – DNS name for API server</w:t>
+      </w:r>
+    </w:p>
+    <w:p>
+      <w:pPr>
+        <w:pStyle w:val="ListParagraph"/>
+        <w:numPr>
+          <w:ilvl w:val="0"/>
+          <w:numId w:val="8"/>
+        </w:numPr>
+      </w:pPr>
+      <w:r>
+        <w:t>nslookup google.com</w:t>
+      </w:r>
+      <w:r>
+        <w:t xml:space="preserve"> – check a public domain</w:t>
+      </w:r>
+    </w:p>
+    <w:p>
+      <w:pPr>
+        <w:pStyle w:val="ListParagraph"/>
+        <w:numPr>
+          <w:ilvl w:val="0"/>
+          <w:numId w:val="8"/>
+        </w:numPr>
+      </w:pPr>
+      <w:r>
+        <w:t>nslookup &lt;service-name&gt;.&lt;namespace&gt; - domain name for some Kubernetes Service</w:t>
+      </w:r>
+    </w:p>
+    <w:p>
+      <w:r>
+        <w:t>Other things to check:</w:t>
+      </w:r>
+    </w:p>
+    <w:p>
+      <w:pPr>
+        <w:pStyle w:val="ListParagraph"/>
+        <w:numPr>
+          <w:ilvl w:val="0"/>
+          <w:numId w:val="9"/>
+        </w:numPr>
+      </w:pPr>
+      <w:r>
+        <w:t>Check CoreDNS logs</w:t>
+      </w:r>
+      <w:r>
+        <w:t xml:space="preserve">. </w:t>
+      </w:r>
+    </w:p>
+    <w:p>
+      <w:pPr>
+        <w:pStyle w:val="ListParagraph"/>
+        <w:numPr>
+          <w:ilvl w:val="0"/>
+          <w:numId w:val="9"/>
+        </w:numPr>
+      </w:pPr>
+      <w:r>
+        <w:t xml:space="preserve">Check firewall rules using iptables </w:t>
+      </w:r>
+    </w:p>
+    <w:p>
+      <w:pPr>
+        <w:pStyle w:val="ListParagraph"/>
+        <w:numPr>
+          <w:ilvl w:val="0"/>
+          <w:numId w:val="9"/>
+        </w:numPr>
+      </w:pPr>
+      <w:r>
+        <w:t>Check CoreDNS configMap, especially section with the ‘forward’ keyword</w:t>
+      </w:r>
+    </w:p>
+    <w:p>
+      <w:pPr>
+        <w:pStyle w:val="ListParagraph"/>
+        <w:numPr>
+          <w:ilvl w:val="0"/>
+          <w:numId w:val="9"/>
+        </w:numPr>
+      </w:pPr>
+      <w:r>
+        <w:t xml:space="preserve">Check the </w:t>
+      </w:r>
+      <w:r>
+        <w:t>resolv.conf</w:t>
+      </w:r>
+      <w:r>
+        <w:t xml:space="preserve"> file of a Pod.</w:t>
+      </w:r>
+    </w:p>
+    <w:p>
+      <w:pPr>
+        <w:pStyle w:val="ListParagraph"/>
+        <w:numPr>
+          <w:ilvl w:val="0"/>
+          <w:numId w:val="9"/>
+        </w:numPr>
+      </w:pPr>
+      <w:r>
+        <w:t xml:space="preserve">After making changes to CoreDNS </w:t>
+      </w:r>
+      <w:r>
+        <w:t>restart a coredns deployment</w:t>
+      </w:r>
+      <w:r>
+        <w:t>:</w:t>
       </w:r>
     </w:p>
     <w:p>
@@ -33,186 +209,34 @@
         <w:pStyle w:val="ListParagraph"/>
         <w:numPr>
           <w:ilvl w:val="1"/>
-          <w:numId w:val="1"/>
+          <w:numId w:val="9"/>
         </w:numPr>
       </w:pPr>
       <w:r>
-        <w:t>kubectl run dns-test --image=busybox:1.28 --restart=Never -it --rm -- /bin/sh</w:t>
-      </w:r>
-    </w:p>
-    <w:p>
-      <w:pPr>
-        <w:pStyle w:val="ListParagraph"/>
-        <w:ind w:left="360"/>
-      </w:pPr>
-      <w:r>
-        <w:t>From the Pod’s terminal try to resolve DNS names:</w:t>
-      </w:r>
-    </w:p>
-    <w:p>
-      <w:pPr>
-        <w:pStyle w:val="ListParagraph"/>
-        <w:numPr>
-          <w:ilvl w:val="1"/>
-          <w:numId w:val="1"/>
-        </w:numPr>
-      </w:pPr>
-      <w:r>
-        <w:t>nslookup kubernetes.default</w:t>
-      </w:r>
-      <w:r>
-        <w:t xml:space="preserve"> – DNS name for API server</w:t>
-      </w:r>
-    </w:p>
-    <w:p>
-      <w:pPr>
-        <w:pStyle w:val="ListParagraph"/>
-        <w:numPr>
-          <w:ilvl w:val="1"/>
-          <w:numId w:val="1"/>
-        </w:numPr>
-      </w:pPr>
-      <w:r>
-        <w:t>nslookup google.com</w:t>
-      </w:r>
-      <w:r>
-        <w:t xml:space="preserve"> – check a public domain</w:t>
-      </w:r>
-    </w:p>
-    <w:p>
-      <w:pPr>
-        <w:pStyle w:val="ListParagraph"/>
-        <w:numPr>
-          <w:ilvl w:val="1"/>
-          <w:numId w:val="1"/>
-        </w:numPr>
-      </w:pPr>
-      <w:r>
-        <w:t>nslookup &lt;service-name&gt;.&lt;namespace&gt; - domain name for some Kubernetes Service</w:t>
-      </w:r>
-    </w:p>
-    <w:p>
-      <w:pPr>
-        <w:pStyle w:val="Heading2"/>
-      </w:pPr>
-      <w:r>
-        <w:t>CoreDNS</w:t>
-      </w:r>
-    </w:p>
-    <w:p>
-      <w:pPr>
-        <w:pStyle w:val="ListParagraph"/>
-        <w:numPr>
-          <w:ilvl w:val="0"/>
-          <w:numId w:val="1"/>
-        </w:numPr>
-      </w:pPr>
-      <w:r>
-        <w:t>Check CoreDNS logs</w:t>
-      </w:r>
-    </w:p>
-    <w:p>
-      <w:pPr>
-        <w:pStyle w:val="ListParagraph"/>
-        <w:numPr>
-          <w:ilvl w:val="0"/>
-          <w:numId w:val="1"/>
-        </w:numPr>
-      </w:pPr>
-      <w:r>
-        <w:t xml:space="preserve">Check firewall rules using iptables </w:t>
-      </w:r>
-    </w:p>
-    <w:p>
-      <w:pPr>
-        <w:pStyle w:val="ListParagraph"/>
-        <w:numPr>
-          <w:ilvl w:val="0"/>
-          <w:numId w:val="1"/>
-        </w:numPr>
-      </w:pPr>
-      <w:r>
-        <w:t>Check CoreDNS configMap, especially section with the ‘forward’ keyword</w:t>
-      </w:r>
-    </w:p>
-    <w:p>
-      <w:pPr>
-        <w:pStyle w:val="ListParagraph"/>
-        <w:numPr>
-          <w:ilvl w:val="0"/>
-          <w:numId w:val="1"/>
-        </w:numPr>
-      </w:pPr>
-      <w:r>
-        <w:t xml:space="preserve">Check the </w:t>
-      </w:r>
-      <w:r>
-        <w:t>resolv.conf</w:t>
-      </w:r>
-      <w:r>
-        <w:t xml:space="preserve"> file</w:t>
-      </w:r>
-      <w:r>
-        <w:t xml:space="preserve"> of a Pod.</w:t>
-      </w:r>
-    </w:p>
-    <w:p>
-      <w:pPr>
-        <w:pStyle w:val="ListParagraph"/>
-        <w:numPr>
-          <w:ilvl w:val="0"/>
-          <w:numId w:val="1"/>
-        </w:numPr>
-      </w:pPr>
-      <w:r>
         <w:t>kubectl rollout restart deployment coredns -n kube-system</w:t>
       </w:r>
-      <w:r>
-        <w:t xml:space="preserve"> – restart a coredns deployment.</w:t>
-      </w:r>
     </w:p>
     <w:p>
       <w:pPr>
         <w:pStyle w:val="Heading1"/>
       </w:pPr>
       <w:r>
-        <w:t>Pods</w:t>
-      </w:r>
-    </w:p>
-    <w:p>
-      <w:pPr>
-        <w:pStyle w:val="ListParagraph"/>
-        <w:numPr>
-          <w:ilvl w:val="0"/>
-          <w:numId w:val="3"/>
-        </w:numPr>
-      </w:pPr>
-      <w:r>
-        <w:t>kubectl get pod &lt;pod-name&gt; -n &lt;namespace&gt; -o yaml</w:t>
-      </w:r>
-      <w:r>
-        <w:t xml:space="preserve"> – Get the Pod specification in YAML format.</w:t>
-      </w:r>
-    </w:p>
-    <w:p>
-      <w:pPr>
-        <w:pStyle w:val="ListParagraph"/>
-        <w:numPr>
-          <w:ilvl w:val="0"/>
-          <w:numId w:val="3"/>
-        </w:numPr>
-      </w:pPr>
-      <w:r>
-        <w:t xml:space="preserve">kubectl logs -n </w:t>
-      </w:r>
-      <w:r>
-        <w:t>&lt;namespace_name&gt;</w:t>
-      </w:r>
-      <w:r>
-        <w:t xml:space="preserve"> &lt;pod-name&gt;</w:t>
-      </w:r>
-      <w:r>
-        <w:t xml:space="preserve"> - check logs of a Pod from a given namespace</w:t>
+        <w:t>Testing a Docker image</w:t>
+      </w:r>
+    </w:p>
+    <w:p>
+      <w:r>
+        <w:t>If we want to test how a Docker image behaves in a Pod, we can quickly create a testing Pod using that image.</w:t>
+      </w:r>
+    </w:p>
+    <w:p>
+      <w:r>
+        <w:t>After creating it we can get access to its terminal and execute some bash commands or we can check its logs.</w:t>
+      </w:r>
+    </w:p>
+    <w:p>
+      <w:r>
+        <w:t>More information about how to create such a Pod is in the ‘Kubernetes useful commands’ file in the ‘Creating a Pod’ section.</w:t>
       </w:r>
     </w:p>
     <w:p>
@@ -220,22 +244,57 @@
         <w:pStyle w:val="Heading1"/>
       </w:pPr>
       <w:r>
-        <w:t>Roles</w:t>
-      </w:r>
-    </w:p>
-    <w:p>
-      <w:pPr>
-        <w:pStyle w:val="ListParagraph"/>
-        <w:numPr>
-          <w:ilvl w:val="0"/>
-          <w:numId w:val="3"/>
-        </w:numPr>
-      </w:pPr>
-      <w:r>
-        <w:t xml:space="preserve">kubectl get rolebinding,clusterrolebinding --all-namespaces -o wide | grep </w:t>
-      </w:r>
-      <w:r>
-        <w:t>&lt;name&gt; – get roles assigned to all the users, groups and Service Accounts. ‘grep’ filters outputs to find a specific string.</w:t>
+        <w:lastRenderedPageBreak/>
+        <w:t>Check resource specification</w:t>
+      </w:r>
+    </w:p>
+    <w:p>
+      <w:r>
+        <w:t>We can check a YAML specification for a given resource</w:t>
+      </w:r>
+      <w:r>
+        <w:t xml:space="preserve"> using the ‘kubectl get …. -o yaml’ command.</w:t>
+      </w:r>
+    </w:p>
+    <w:p>
+      <w:r>
+        <w:t>More information about that command is in the ‘</w:t>
+      </w:r>
+      <w:r>
+        <w:t>Kubernetes useful commands’</w:t>
+      </w:r>
+      <w:r>
+        <w:t xml:space="preserve"> file.</w:t>
+      </w:r>
+    </w:p>
+    <w:p>
+      <w:pPr>
+        <w:pStyle w:val="Heading1"/>
+      </w:pPr>
+      <w:r>
+        <w:t>Check logs</w:t>
+      </w:r>
+    </w:p>
+    <w:p>
+      <w:r>
+        <w:t>We can check resources logs using the ‘kubectl logs’ and ‘kubectl describe’ commands.</w:t>
+      </w:r>
+    </w:p>
+    <w:p>
+      <w:r>
+        <w:t xml:space="preserve">More information about </w:t>
+      </w:r>
+      <w:r>
+        <w:t>those</w:t>
+      </w:r>
+      <w:r>
+        <w:t xml:space="preserve"> command</w:t>
+      </w:r>
+      <w:r>
+        <w:t>s</w:t>
+      </w:r>
+      <w:r>
+        <w:t xml:space="preserve"> is in the ‘Kubernetes useful commands’ file.</w:t>
       </w:r>
     </w:p>
     <w:p>
@@ -275,7 +334,6 @@
         </w:numPr>
       </w:pPr>
       <w:r>
-        <w:lastRenderedPageBreak/>
         <w:t>Crictl logs &lt;containerID&gt; - check logs for a given container</w:t>
       </w:r>
     </w:p>
@@ -354,7 +412,13 @@
         <w:t xml:space="preserve"> – try to connect over TCP to the server with the 10.0.1.4 IP address over the 6443 port.</w:t>
       </w:r>
     </w:p>
-    <w:p/>
+    <w:p>
+      <w:pPr>
+        <w:tabs>
+          <w:tab w:val="left" w:pos="2131"/>
+        </w:tabs>
+      </w:pPr>
+    </w:p>
     <w:sectPr>
       <w:pgSz w:w="12240" w:h="15840"/>
       <w:pgMar w:top="1440" w:right="1440" w:bottom="1440" w:left="1440" w:header="720" w:footer="720" w:gutter="0"/>
@@ -368,6 +432,119 @@
 <file path=word/numbering.xml><?xml version="1.0" encoding="utf-8"?>
 <w:numbering xmlns:wpc="http://schemas.microsoft.com/office/word/2010/wordprocessingCanvas" xmlns:cx="http://schemas.microsoft.com/office/drawing/2014/chartex" xmlns:cx1="http://schemas.microsoft.com/office/drawing/2015/9/8/chartex" xmlns:cx2="http://schemas.microsoft.com/office/drawing/2015/10/21/chartex" xmlns:cx3="http://schemas.microsoft.com/office/drawing/2016/5/9/chartex" xmlns:cx4="http://schemas.microsoft.com/office/drawing/2016/5/10/chartex" xmlns:cx5="http://schemas.microsoft.com/office/drawing/2016/5/11/chartex" xmlns:cx6="http://schemas.microsoft.com/office/drawing/2016/5/12/chartex" xmlns:cx7="http://schemas.microsoft.com/office/drawing/2016/5/13/chartex" xmlns:cx8="http://schemas.microsoft.com/office/drawing/2016/5/14/chartex" xmlns:mc="http://schemas.openxmlformats.org/markup-compatibility/2006" xmlns:aink="http://schemas.microsoft.com/office/drawing/2016/ink" xmlns:am3d="http://schemas.microsoft.com/office/drawing/2017/model3d" xmlns:o="urn:schemas-microsoft-com:office:office" xmlns:oel="http://schemas.microsoft.com/office/2019/extlst" xmlns:r="http://schemas.openxmlformats.org/officeDocument/2006/relationships" xmlns:m="http://schemas.openxmlformats.org/officeDocument/2006/math" xmlns:v="urn:schemas-microsoft-com:vml" xmlns:wp14="http://schemas.microsoft.com/office/word/2010/wordprocessingDrawing" xmlns:wp="http://schemas.openxmlformats.org/drawingml/2006/wordprocessingDrawing" xmlns:w10="urn:schemas-microsoft-com:office:word" xmlns:w="http://schemas.openxmlformats.org/wordprocessingml/2006/main" xmlns:w14="http://schemas.microsoft.com/office/word/2010/wordml" xmlns:w15="http://schemas.microsoft.com/office/word/2012/wordml" xmlns:w16cex="http://schemas.microsoft.com/office/word/2018/wordml/cex" xmlns:w16cid="http://schemas.microsoft.com/office/word/2016/wordml/cid" xmlns:w16="http://schemas.microsoft.com/office/word/2018/wordml" xmlns:w16du="http://schemas.microsoft.com/office/word/2023/wordml/word16du" xmlns:w16sdtdh="http://schemas.microsoft.com/office/word/2020/wordml/sdtdatahash" xmlns:w16sdtfl="http://schemas.microsoft.com/office/word/2024/wordml/sdtformatlock" xmlns:w16se="http://schemas.microsoft.com/office/word/2015/wordml/symex" xmlns:wpg="http://schemas.microsoft.com/office/word/2010/wordprocessingGroup" xmlns:wpi="http://schemas.microsoft.com/office/word/2010/wordprocessingInk" xmlns:wne="http://schemas.microsoft.com/office/word/2006/wordml" xmlns:wps="http://schemas.microsoft.com/office/word/2010/wordprocessingShape" mc:Ignorable="w14 w15 w16se w16cid w16 w16cex w16sdtdh w16sdtfl w16du wp14">
   <w:abstractNum w:abstractNumId="0" w15:restartNumberingAfterBreak="0">
+    <w:nsid w:val="01BE7FAE"/>
+    <w:multiLevelType w:val="hybridMultilevel"/>
+    <w:tmpl w:val="0FA23F7E"/>
+    <w:lvl w:ilvl="0" w:tplc="04090001">
+      <w:start w:val="1"/>
+      <w:numFmt w:val="bullet"/>
+      <w:lvlText w:val=""/>
+      <w:lvlJc w:val="left"/>
+      <w:pPr>
+        <w:ind w:left="720" w:hanging="360"/>
+      </w:pPr>
+      <w:rPr>
+        <w:rFonts w:ascii="Symbol" w:hAnsi="Symbol" w:hint="default"/>
+      </w:rPr>
+    </w:lvl>
+    <w:lvl w:ilvl="1" w:tplc="04090003" w:tentative="1">
+      <w:start w:val="1"/>
+      <w:numFmt w:val="bullet"/>
+      <w:lvlText w:val="o"/>
+      <w:lvlJc w:val="left"/>
+      <w:pPr>
+        <w:ind w:left="1440" w:hanging="360"/>
+      </w:pPr>
+      <w:rPr>
+        <w:rFonts w:ascii="Courier New" w:hAnsi="Courier New" w:cs="Courier New" w:hint="default"/>
+      </w:rPr>
+    </w:lvl>
+    <w:lvl w:ilvl="2" w:tplc="04090005" w:tentative="1">
+      <w:start w:val="1"/>
+      <w:numFmt w:val="bullet"/>
+      <w:lvlText w:val=""/>
+      <w:lvlJc w:val="left"/>
+      <w:pPr>
+        <w:ind w:left="2160" w:hanging="360"/>
+      </w:pPr>
+      <w:rPr>
+        <w:rFonts w:ascii="Wingdings" w:hAnsi="Wingdings" w:hint="default"/>
+      </w:rPr>
+    </w:lvl>
+    <w:lvl w:ilvl="3" w:tplc="04090001" w:tentative="1">
+      <w:start w:val="1"/>
+      <w:numFmt w:val="bullet"/>
+      <w:lvlText w:val=""/>
+      <w:lvlJc w:val="left"/>
+      <w:pPr>
+        <w:ind w:left="2880" w:hanging="360"/>
+      </w:pPr>
+      <w:rPr>
+        <w:rFonts w:ascii="Symbol" w:hAnsi="Symbol" w:hint="default"/>
+      </w:rPr>
+    </w:lvl>
+    <w:lvl w:ilvl="4" w:tplc="04090003" w:tentative="1">
+      <w:start w:val="1"/>
+      <w:numFmt w:val="bullet"/>
+      <w:lvlText w:val="o"/>
+      <w:lvlJc w:val="left"/>
+      <w:pPr>
+        <w:ind w:left="3600" w:hanging="360"/>
+      </w:pPr>
+      <w:rPr>
+        <w:rFonts w:ascii="Courier New" w:hAnsi="Courier New" w:cs="Courier New" w:hint="default"/>
+      </w:rPr>
+    </w:lvl>
+    <w:lvl w:ilvl="5" w:tplc="04090005" w:tentative="1">
+      <w:start w:val="1"/>
+      <w:numFmt w:val="bullet"/>
+      <w:lvlText w:val=""/>
+      <w:lvlJc w:val="left"/>
+      <w:pPr>
+        <w:ind w:left="4320" w:hanging="360"/>
+      </w:pPr>
+      <w:rPr>
+        <w:rFonts w:ascii="Wingdings" w:hAnsi="Wingdings" w:hint="default"/>
+      </w:rPr>
+    </w:lvl>
+    <w:lvl w:ilvl="6" w:tplc="04090001" w:tentative="1">
+      <w:start w:val="1"/>
+      <w:numFmt w:val="bullet"/>
+      <w:lvlText w:val=""/>
+      <w:lvlJc w:val="left"/>
+      <w:pPr>
+        <w:ind w:left="5040" w:hanging="360"/>
+      </w:pPr>
+      <w:rPr>
+        <w:rFonts w:ascii="Symbol" w:hAnsi="Symbol" w:hint="default"/>
+      </w:rPr>
+    </w:lvl>
+    <w:lvl w:ilvl="7" w:tplc="04090003" w:tentative="1">
+      <w:start w:val="1"/>
+      <w:numFmt w:val="bullet"/>
+      <w:lvlText w:val="o"/>
+      <w:lvlJc w:val="left"/>
+      <w:pPr>
+        <w:ind w:left="5760" w:hanging="360"/>
+      </w:pPr>
+      <w:rPr>
+        <w:rFonts w:ascii="Courier New" w:hAnsi="Courier New" w:cs="Courier New" w:hint="default"/>
+      </w:rPr>
+    </w:lvl>
+    <w:lvl w:ilvl="8" w:tplc="04090005" w:tentative="1">
+      <w:start w:val="1"/>
+      <w:numFmt w:val="bullet"/>
+      <w:lvlText w:val=""/>
+      <w:lvlJc w:val="left"/>
+      <w:pPr>
+        <w:ind w:left="6480" w:hanging="360"/>
+      </w:pPr>
+      <w:rPr>
+        <w:rFonts w:ascii="Wingdings" w:hAnsi="Wingdings" w:hint="default"/>
+      </w:rPr>
+    </w:lvl>
+  </w:abstractNum>
+  <w:abstractNum w:abstractNumId="1" w15:restartNumberingAfterBreak="0">
     <w:nsid w:val="0BE921D0"/>
     <w:multiLevelType w:val="hybridMultilevel"/>
     <w:tmpl w:val="93F6DA84"/>
@@ -480,7 +657,7 @@
       </w:rPr>
     </w:lvl>
   </w:abstractNum>
-  <w:abstractNum w:abstractNumId="1" w15:restartNumberingAfterBreak="0">
+  <w:abstractNum w:abstractNumId="2" w15:restartNumberingAfterBreak="0">
     <w:nsid w:val="12DF28F1"/>
     <w:multiLevelType w:val="hybridMultilevel"/>
     <w:tmpl w:val="107A8246"/>
@@ -593,7 +770,120 @@
       </w:rPr>
     </w:lvl>
   </w:abstractNum>
-  <w:abstractNum w:abstractNumId="2" w15:restartNumberingAfterBreak="0">
+  <w:abstractNum w:abstractNumId="3" w15:restartNumberingAfterBreak="0">
+    <w:nsid w:val="18CD31DF"/>
+    <w:multiLevelType w:val="hybridMultilevel"/>
+    <w:tmpl w:val="E256B06C"/>
+    <w:lvl w:ilvl="0" w:tplc="04090001">
+      <w:start w:val="1"/>
+      <w:numFmt w:val="bullet"/>
+      <w:lvlText w:val=""/>
+      <w:lvlJc w:val="left"/>
+      <w:pPr>
+        <w:ind w:left="720" w:hanging="360"/>
+      </w:pPr>
+      <w:rPr>
+        <w:rFonts w:ascii="Symbol" w:hAnsi="Symbol" w:hint="default"/>
+      </w:rPr>
+    </w:lvl>
+    <w:lvl w:ilvl="1" w:tplc="04090003">
+      <w:start w:val="1"/>
+      <w:numFmt w:val="bullet"/>
+      <w:lvlText w:val="o"/>
+      <w:lvlJc w:val="left"/>
+      <w:pPr>
+        <w:ind w:left="1440" w:hanging="360"/>
+      </w:pPr>
+      <w:rPr>
+        <w:rFonts w:ascii="Courier New" w:hAnsi="Courier New" w:cs="Courier New" w:hint="default"/>
+      </w:rPr>
+    </w:lvl>
+    <w:lvl w:ilvl="2" w:tplc="04090005" w:tentative="1">
+      <w:start w:val="1"/>
+      <w:numFmt w:val="bullet"/>
+      <w:lvlText w:val=""/>
+      <w:lvlJc w:val="left"/>
+      <w:pPr>
+        <w:ind w:left="2160" w:hanging="360"/>
+      </w:pPr>
+      <w:rPr>
+        <w:rFonts w:ascii="Wingdings" w:hAnsi="Wingdings" w:hint="default"/>
+      </w:rPr>
+    </w:lvl>
+    <w:lvl w:ilvl="3" w:tplc="04090001" w:tentative="1">
+      <w:start w:val="1"/>
+      <w:numFmt w:val="bullet"/>
+      <w:lvlText w:val=""/>
+      <w:lvlJc w:val="left"/>
+      <w:pPr>
+        <w:ind w:left="2880" w:hanging="360"/>
+      </w:pPr>
+      <w:rPr>
+        <w:rFonts w:ascii="Symbol" w:hAnsi="Symbol" w:hint="default"/>
+      </w:rPr>
+    </w:lvl>
+    <w:lvl w:ilvl="4" w:tplc="04090003" w:tentative="1">
+      <w:start w:val="1"/>
+      <w:numFmt w:val="bullet"/>
+      <w:lvlText w:val="o"/>
+      <w:lvlJc w:val="left"/>
+      <w:pPr>
+        <w:ind w:left="3600" w:hanging="360"/>
+      </w:pPr>
+      <w:rPr>
+        <w:rFonts w:ascii="Courier New" w:hAnsi="Courier New" w:cs="Courier New" w:hint="default"/>
+      </w:rPr>
+    </w:lvl>
+    <w:lvl w:ilvl="5" w:tplc="04090005" w:tentative="1">
+      <w:start w:val="1"/>
+      <w:numFmt w:val="bullet"/>
+      <w:lvlText w:val=""/>
+      <w:lvlJc w:val="left"/>
+      <w:pPr>
+        <w:ind w:left="4320" w:hanging="360"/>
+      </w:pPr>
+      <w:rPr>
+        <w:rFonts w:ascii="Wingdings" w:hAnsi="Wingdings" w:hint="default"/>
+      </w:rPr>
+    </w:lvl>
+    <w:lvl w:ilvl="6" w:tplc="04090001" w:tentative="1">
+      <w:start w:val="1"/>
+      <w:numFmt w:val="bullet"/>
+      <w:lvlText w:val=""/>
+      <w:lvlJc w:val="left"/>
+      <w:pPr>
+        <w:ind w:left="5040" w:hanging="360"/>
+      </w:pPr>
+      <w:rPr>
+        <w:rFonts w:ascii="Symbol" w:hAnsi="Symbol" w:hint="default"/>
+      </w:rPr>
+    </w:lvl>
+    <w:lvl w:ilvl="7" w:tplc="04090003" w:tentative="1">
+      <w:start w:val="1"/>
+      <w:numFmt w:val="bullet"/>
+      <w:lvlText w:val="o"/>
+      <w:lvlJc w:val="left"/>
+      <w:pPr>
+        <w:ind w:left="5760" w:hanging="360"/>
+      </w:pPr>
+      <w:rPr>
+        <w:rFonts w:ascii="Courier New" w:hAnsi="Courier New" w:cs="Courier New" w:hint="default"/>
+      </w:rPr>
+    </w:lvl>
+    <w:lvl w:ilvl="8" w:tplc="04090005" w:tentative="1">
+      <w:start w:val="1"/>
+      <w:numFmt w:val="bullet"/>
+      <w:lvlText w:val=""/>
+      <w:lvlJc w:val="left"/>
+      <w:pPr>
+        <w:ind w:left="6480" w:hanging="360"/>
+      </w:pPr>
+      <w:rPr>
+        <w:rFonts w:ascii="Wingdings" w:hAnsi="Wingdings" w:hint="default"/>
+      </w:rPr>
+    </w:lvl>
+  </w:abstractNum>
+  <w:abstractNum w:abstractNumId="4" w15:restartNumberingAfterBreak="0">
     <w:nsid w:val="366617A4"/>
     <w:multiLevelType w:val="hybridMultilevel"/>
     <w:tmpl w:val="0338E05E"/>
@@ -706,7 +996,233 @@
       </w:rPr>
     </w:lvl>
   </w:abstractNum>
-  <w:abstractNum w:abstractNumId="3" w15:restartNumberingAfterBreak="0">
+  <w:abstractNum w:abstractNumId="5" w15:restartNumberingAfterBreak="0">
+    <w:nsid w:val="44163D2E"/>
+    <w:multiLevelType w:val="hybridMultilevel"/>
+    <w:tmpl w:val="88A6B8DE"/>
+    <w:lvl w:ilvl="0" w:tplc="04090001">
+      <w:start w:val="1"/>
+      <w:numFmt w:val="bullet"/>
+      <w:lvlText w:val=""/>
+      <w:lvlJc w:val="left"/>
+      <w:pPr>
+        <w:ind w:left="720" w:hanging="360"/>
+      </w:pPr>
+      <w:rPr>
+        <w:rFonts w:ascii="Symbol" w:hAnsi="Symbol" w:hint="default"/>
+      </w:rPr>
+    </w:lvl>
+    <w:lvl w:ilvl="1" w:tplc="04090003">
+      <w:start w:val="1"/>
+      <w:numFmt w:val="bullet"/>
+      <w:lvlText w:val="o"/>
+      <w:lvlJc w:val="left"/>
+      <w:pPr>
+        <w:ind w:left="1440" w:hanging="360"/>
+      </w:pPr>
+      <w:rPr>
+        <w:rFonts w:ascii="Courier New" w:hAnsi="Courier New" w:cs="Courier New" w:hint="default"/>
+      </w:rPr>
+    </w:lvl>
+    <w:lvl w:ilvl="2" w:tplc="04090005" w:tentative="1">
+      <w:start w:val="1"/>
+      <w:numFmt w:val="bullet"/>
+      <w:lvlText w:val=""/>
+      <w:lvlJc w:val="left"/>
+      <w:pPr>
+        <w:ind w:left="2160" w:hanging="360"/>
+      </w:pPr>
+      <w:rPr>
+        <w:rFonts w:ascii="Wingdings" w:hAnsi="Wingdings" w:hint="default"/>
+      </w:rPr>
+    </w:lvl>
+    <w:lvl w:ilvl="3" w:tplc="04090001" w:tentative="1">
+      <w:start w:val="1"/>
+      <w:numFmt w:val="bullet"/>
+      <w:lvlText w:val=""/>
+      <w:lvlJc w:val="left"/>
+      <w:pPr>
+        <w:ind w:left="2880" w:hanging="360"/>
+      </w:pPr>
+      <w:rPr>
+        <w:rFonts w:ascii="Symbol" w:hAnsi="Symbol" w:hint="default"/>
+      </w:rPr>
+    </w:lvl>
+    <w:lvl w:ilvl="4" w:tplc="04090003" w:tentative="1">
+      <w:start w:val="1"/>
+      <w:numFmt w:val="bullet"/>
+      <w:lvlText w:val="o"/>
+      <w:lvlJc w:val="left"/>
+      <w:pPr>
+        <w:ind w:left="3600" w:hanging="360"/>
+      </w:pPr>
+      <w:rPr>
+        <w:rFonts w:ascii="Courier New" w:hAnsi="Courier New" w:cs="Courier New" w:hint="default"/>
+      </w:rPr>
+    </w:lvl>
+    <w:lvl w:ilvl="5" w:tplc="04090005" w:tentative="1">
+      <w:start w:val="1"/>
+      <w:numFmt w:val="bullet"/>
+      <w:lvlText w:val=""/>
+      <w:lvlJc w:val="left"/>
+      <w:pPr>
+        <w:ind w:left="4320" w:hanging="360"/>
+      </w:pPr>
+      <w:rPr>
+        <w:rFonts w:ascii="Wingdings" w:hAnsi="Wingdings" w:hint="default"/>
+      </w:rPr>
+    </w:lvl>
+    <w:lvl w:ilvl="6" w:tplc="04090001" w:tentative="1">
+      <w:start w:val="1"/>
+      <w:numFmt w:val="bullet"/>
+      <w:lvlText w:val=""/>
+      <w:lvlJc w:val="left"/>
+      <w:pPr>
+        <w:ind w:left="5040" w:hanging="360"/>
+      </w:pPr>
+      <w:rPr>
+        <w:rFonts w:ascii="Symbol" w:hAnsi="Symbol" w:hint="default"/>
+      </w:rPr>
+    </w:lvl>
+    <w:lvl w:ilvl="7" w:tplc="04090003" w:tentative="1">
+      <w:start w:val="1"/>
+      <w:numFmt w:val="bullet"/>
+      <w:lvlText w:val="o"/>
+      <w:lvlJc w:val="left"/>
+      <w:pPr>
+        <w:ind w:left="5760" w:hanging="360"/>
+      </w:pPr>
+      <w:rPr>
+        <w:rFonts w:ascii="Courier New" w:hAnsi="Courier New" w:cs="Courier New" w:hint="default"/>
+      </w:rPr>
+    </w:lvl>
+    <w:lvl w:ilvl="8" w:tplc="04090005" w:tentative="1">
+      <w:start w:val="1"/>
+      <w:numFmt w:val="bullet"/>
+      <w:lvlText w:val=""/>
+      <w:lvlJc w:val="left"/>
+      <w:pPr>
+        <w:ind w:left="6480" w:hanging="360"/>
+      </w:pPr>
+      <w:rPr>
+        <w:rFonts w:ascii="Wingdings" w:hAnsi="Wingdings" w:hint="default"/>
+      </w:rPr>
+    </w:lvl>
+  </w:abstractNum>
+  <w:abstractNum w:abstractNumId="6" w15:restartNumberingAfterBreak="0">
+    <w:nsid w:val="450B7B78"/>
+    <w:multiLevelType w:val="hybridMultilevel"/>
+    <w:tmpl w:val="FC1E96F2"/>
+    <w:lvl w:ilvl="0" w:tplc="04090001">
+      <w:start w:val="1"/>
+      <w:numFmt w:val="bullet"/>
+      <w:lvlText w:val=""/>
+      <w:lvlJc w:val="left"/>
+      <w:pPr>
+        <w:ind w:left="770" w:hanging="360"/>
+      </w:pPr>
+      <w:rPr>
+        <w:rFonts w:ascii="Symbol" w:hAnsi="Symbol" w:hint="default"/>
+      </w:rPr>
+    </w:lvl>
+    <w:lvl w:ilvl="1" w:tplc="04090003" w:tentative="1">
+      <w:start w:val="1"/>
+      <w:numFmt w:val="bullet"/>
+      <w:lvlText w:val="o"/>
+      <w:lvlJc w:val="left"/>
+      <w:pPr>
+        <w:ind w:left="1490" w:hanging="360"/>
+      </w:pPr>
+      <w:rPr>
+        <w:rFonts w:ascii="Courier New" w:hAnsi="Courier New" w:cs="Courier New" w:hint="default"/>
+      </w:rPr>
+    </w:lvl>
+    <w:lvl w:ilvl="2" w:tplc="04090005" w:tentative="1">
+      <w:start w:val="1"/>
+      <w:numFmt w:val="bullet"/>
+      <w:lvlText w:val=""/>
+      <w:lvlJc w:val="left"/>
+      <w:pPr>
+        <w:ind w:left="2210" w:hanging="360"/>
+      </w:pPr>
+      <w:rPr>
+        <w:rFonts w:ascii="Wingdings" w:hAnsi="Wingdings" w:hint="default"/>
+      </w:rPr>
+    </w:lvl>
+    <w:lvl w:ilvl="3" w:tplc="04090001" w:tentative="1">
+      <w:start w:val="1"/>
+      <w:numFmt w:val="bullet"/>
+      <w:lvlText w:val=""/>
+      <w:lvlJc w:val="left"/>
+      <w:pPr>
+        <w:ind w:left="2930" w:hanging="360"/>
+      </w:pPr>
+      <w:rPr>
+        <w:rFonts w:ascii="Symbol" w:hAnsi="Symbol" w:hint="default"/>
+      </w:rPr>
+    </w:lvl>
+    <w:lvl w:ilvl="4" w:tplc="04090003" w:tentative="1">
+      <w:start w:val="1"/>
+      <w:numFmt w:val="bullet"/>
+      <w:lvlText w:val="o"/>
+      <w:lvlJc w:val="left"/>
+      <w:pPr>
+        <w:ind w:left="3650" w:hanging="360"/>
+      </w:pPr>
+      <w:rPr>
+        <w:rFonts w:ascii="Courier New" w:hAnsi="Courier New" w:cs="Courier New" w:hint="default"/>
+      </w:rPr>
+    </w:lvl>
+    <w:lvl w:ilvl="5" w:tplc="04090005" w:tentative="1">
+      <w:start w:val="1"/>
+      <w:numFmt w:val="bullet"/>
+      <w:lvlText w:val=""/>
+      <w:lvlJc w:val="left"/>
+      <w:pPr>
+        <w:ind w:left="4370" w:hanging="360"/>
+      </w:pPr>
+      <w:rPr>
+        <w:rFonts w:ascii="Wingdings" w:hAnsi="Wingdings" w:hint="default"/>
+      </w:rPr>
+    </w:lvl>
+    <w:lvl w:ilvl="6" w:tplc="04090001" w:tentative="1">
+      <w:start w:val="1"/>
+      <w:numFmt w:val="bullet"/>
+      <w:lvlText w:val=""/>
+      <w:lvlJc w:val="left"/>
+      <w:pPr>
+        <w:ind w:left="5090" w:hanging="360"/>
+      </w:pPr>
+      <w:rPr>
+        <w:rFonts w:ascii="Symbol" w:hAnsi="Symbol" w:hint="default"/>
+      </w:rPr>
+    </w:lvl>
+    <w:lvl w:ilvl="7" w:tplc="04090003" w:tentative="1">
+      <w:start w:val="1"/>
+      <w:numFmt w:val="bullet"/>
+      <w:lvlText w:val="o"/>
+      <w:lvlJc w:val="left"/>
+      <w:pPr>
+        <w:ind w:left="5810" w:hanging="360"/>
+      </w:pPr>
+      <w:rPr>
+        <w:rFonts w:ascii="Courier New" w:hAnsi="Courier New" w:cs="Courier New" w:hint="default"/>
+      </w:rPr>
+    </w:lvl>
+    <w:lvl w:ilvl="8" w:tplc="04090005" w:tentative="1">
+      <w:start w:val="1"/>
+      <w:numFmt w:val="bullet"/>
+      <w:lvlText w:val=""/>
+      <w:lvlJc w:val="left"/>
+      <w:pPr>
+        <w:ind w:left="6530" w:hanging="360"/>
+      </w:pPr>
+      <w:rPr>
+        <w:rFonts w:ascii="Wingdings" w:hAnsi="Wingdings" w:hint="default"/>
+      </w:rPr>
+    </w:lvl>
+  </w:abstractNum>
+  <w:abstractNum w:abstractNumId="7" w15:restartNumberingAfterBreak="0">
     <w:nsid w:val="5CAC6A4F"/>
     <w:multiLevelType w:val="hybridMultilevel"/>
     <w:tmpl w:val="D99CD4E4"/>
@@ -819,7 +1335,7 @@
       </w:rPr>
     </w:lvl>
   </w:abstractNum>
-  <w:abstractNum w:abstractNumId="4" w15:restartNumberingAfterBreak="0">
+  <w:abstractNum w:abstractNumId="8" w15:restartNumberingAfterBreak="0">
     <w:nsid w:val="637B360A"/>
     <w:multiLevelType w:val="hybridMultilevel"/>
     <w:tmpl w:val="27C89C88"/>
@@ -932,20 +1448,148 @@
       </w:rPr>
     </w:lvl>
   </w:abstractNum>
+  <w:abstractNum w:abstractNumId="9" w15:restartNumberingAfterBreak="0">
+    <w:nsid w:val="7A182DFA"/>
+    <w:multiLevelType w:val="hybridMultilevel"/>
+    <w:tmpl w:val="20E8BDC2"/>
+    <w:lvl w:ilvl="0" w:tplc="04090001">
+      <w:start w:val="1"/>
+      <w:numFmt w:val="bullet"/>
+      <w:lvlText w:val=""/>
+      <w:lvlJc w:val="left"/>
+      <w:pPr>
+        <w:ind w:left="720" w:hanging="360"/>
+      </w:pPr>
+      <w:rPr>
+        <w:rFonts w:ascii="Symbol" w:hAnsi="Symbol" w:hint="default"/>
+      </w:rPr>
+    </w:lvl>
+    <w:lvl w:ilvl="1" w:tplc="04090003" w:tentative="1">
+      <w:start w:val="1"/>
+      <w:numFmt w:val="bullet"/>
+      <w:lvlText w:val="o"/>
+      <w:lvlJc w:val="left"/>
+      <w:pPr>
+        <w:ind w:left="1440" w:hanging="360"/>
+      </w:pPr>
+      <w:rPr>
+        <w:rFonts w:ascii="Courier New" w:hAnsi="Courier New" w:cs="Courier New" w:hint="default"/>
+      </w:rPr>
+    </w:lvl>
+    <w:lvl w:ilvl="2" w:tplc="04090005" w:tentative="1">
+      <w:start w:val="1"/>
+      <w:numFmt w:val="bullet"/>
+      <w:lvlText w:val=""/>
+      <w:lvlJc w:val="left"/>
+      <w:pPr>
+        <w:ind w:left="2160" w:hanging="360"/>
+      </w:pPr>
+      <w:rPr>
+        <w:rFonts w:ascii="Wingdings" w:hAnsi="Wingdings" w:hint="default"/>
+      </w:rPr>
+    </w:lvl>
+    <w:lvl w:ilvl="3" w:tplc="04090001" w:tentative="1">
+      <w:start w:val="1"/>
+      <w:numFmt w:val="bullet"/>
+      <w:lvlText w:val=""/>
+      <w:lvlJc w:val="left"/>
+      <w:pPr>
+        <w:ind w:left="2880" w:hanging="360"/>
+      </w:pPr>
+      <w:rPr>
+        <w:rFonts w:ascii="Symbol" w:hAnsi="Symbol" w:hint="default"/>
+      </w:rPr>
+    </w:lvl>
+    <w:lvl w:ilvl="4" w:tplc="04090003" w:tentative="1">
+      <w:start w:val="1"/>
+      <w:numFmt w:val="bullet"/>
+      <w:lvlText w:val="o"/>
+      <w:lvlJc w:val="left"/>
+      <w:pPr>
+        <w:ind w:left="3600" w:hanging="360"/>
+      </w:pPr>
+      <w:rPr>
+        <w:rFonts w:ascii="Courier New" w:hAnsi="Courier New" w:cs="Courier New" w:hint="default"/>
+      </w:rPr>
+    </w:lvl>
+    <w:lvl w:ilvl="5" w:tplc="04090005" w:tentative="1">
+      <w:start w:val="1"/>
+      <w:numFmt w:val="bullet"/>
+      <w:lvlText w:val=""/>
+      <w:lvlJc w:val="left"/>
+      <w:pPr>
+        <w:ind w:left="4320" w:hanging="360"/>
+      </w:pPr>
+      <w:rPr>
+        <w:rFonts w:ascii="Wingdings" w:hAnsi="Wingdings" w:hint="default"/>
+      </w:rPr>
+    </w:lvl>
+    <w:lvl w:ilvl="6" w:tplc="04090001" w:tentative="1">
+      <w:start w:val="1"/>
+      <w:numFmt w:val="bullet"/>
+      <w:lvlText w:val=""/>
+      <w:lvlJc w:val="left"/>
+      <w:pPr>
+        <w:ind w:left="5040" w:hanging="360"/>
+      </w:pPr>
+      <w:rPr>
+        <w:rFonts w:ascii="Symbol" w:hAnsi="Symbol" w:hint="default"/>
+      </w:rPr>
+    </w:lvl>
+    <w:lvl w:ilvl="7" w:tplc="04090003" w:tentative="1">
+      <w:start w:val="1"/>
+      <w:numFmt w:val="bullet"/>
+      <w:lvlText w:val="o"/>
+      <w:lvlJc w:val="left"/>
+      <w:pPr>
+        <w:ind w:left="5760" w:hanging="360"/>
+      </w:pPr>
+      <w:rPr>
+        <w:rFonts w:ascii="Courier New" w:hAnsi="Courier New" w:cs="Courier New" w:hint="default"/>
+      </w:rPr>
+    </w:lvl>
+    <w:lvl w:ilvl="8" w:tplc="04090005" w:tentative="1">
+      <w:start w:val="1"/>
+      <w:numFmt w:val="bullet"/>
+      <w:lvlText w:val=""/>
+      <w:lvlJc w:val="left"/>
+      <w:pPr>
+        <w:ind w:left="6480" w:hanging="360"/>
+      </w:pPr>
+      <w:rPr>
+        <w:rFonts w:ascii="Wingdings" w:hAnsi="Wingdings" w:hint="default"/>
+      </w:rPr>
+    </w:lvl>
+  </w:abstractNum>
   <w:num w:numId="1" w16cid:durableId="352922522">
+    <w:abstractNumId w:val="7"/>
+  </w:num>
+  <w:num w:numId="2" w16cid:durableId="305627122">
+    <w:abstractNumId w:val="4"/>
+  </w:num>
+  <w:num w:numId="3" w16cid:durableId="1382899901">
+    <w:abstractNumId w:val="1"/>
+  </w:num>
+  <w:num w:numId="4" w16cid:durableId="1444886021">
+    <w:abstractNumId w:val="2"/>
+  </w:num>
+  <w:num w:numId="5" w16cid:durableId="1887639875">
+    <w:abstractNumId w:val="8"/>
+  </w:num>
+  <w:num w:numId="6" w16cid:durableId="24134296">
+    <w:abstractNumId w:val="9"/>
+  </w:num>
+  <w:num w:numId="7" w16cid:durableId="1327172891">
+    <w:abstractNumId w:val="0"/>
+  </w:num>
+  <w:num w:numId="8" w16cid:durableId="1328367545">
+    <w:abstractNumId w:val="5"/>
+  </w:num>
+  <w:num w:numId="9" w16cid:durableId="2065566677">
     <w:abstractNumId w:val="3"/>
   </w:num>
-  <w:num w:numId="2" w16cid:durableId="305627122">
-    <w:abstractNumId w:val="2"/>
-  </w:num>
-  <w:num w:numId="3" w16cid:durableId="1382899901">
-    <w:abstractNumId w:val="0"/>
-  </w:num>
-  <w:num w:numId="4" w16cid:durableId="1444886021">
-    <w:abstractNumId w:val="1"/>
-  </w:num>
-  <w:num w:numId="5" w16cid:durableId="1887639875">
-    <w:abstractNumId w:val="4"/>
+  <w:num w:numId="10" w16cid:durableId="1353068114">
+    <w:abstractNumId w:val="6"/>
   </w:num>
 </w:numbering>
 </file>

--- a/kubernetes/kubernetes debugging.docx
+++ b/kubernetes/kubernetes debugging.docx
@@ -31,13 +31,7 @@
         <w:t xml:space="preserve">We </w:t>
       </w:r>
       <w:r>
-        <w:t>can use this command to c</w:t>
-      </w:r>
-      <w:r>
-        <w:t>reate a Pod, get access to its terminal and remove it once we exit its terminal</w:t>
-      </w:r>
-      <w:r>
-        <w:t>:</w:t>
+        <w:t>can use this command to create a Pod, get access to its terminal and remove it once we exit its terminal:</w:t>
       </w:r>
     </w:p>
     <w:p>
@@ -67,7 +61,56 @@
     </w:p>
     <w:p>
       <w:r>
-        <w:t>Create a testing Pod and f</w:t>
+        <w:t>Create a testing Pod</w:t>
+      </w:r>
+      <w:r>
+        <w:t xml:space="preserve"> using this command:</w:t>
+      </w:r>
+    </w:p>
+    <w:p>
+      <w:pPr>
+        <w:pStyle w:val="ListParagraph"/>
+        <w:numPr>
+          <w:ilvl w:val="0"/>
+          <w:numId w:val="11"/>
+        </w:numPr>
+      </w:pPr>
+      <w:r>
+        <w:t xml:space="preserve">kubectl run </w:t>
+      </w:r>
+      <w:r>
+        <w:t xml:space="preserve">-rm </w:t>
+      </w:r>
+      <w:r>
+        <w:t xml:space="preserve">-it </w:t>
+      </w:r>
+      <w:r>
+        <w:t>&lt;</w:t>
+      </w:r>
+      <w:r>
+        <w:t>pod</w:t>
+      </w:r>
+      <w:r>
+        <w:t>-name&gt;</w:t>
+      </w:r>
+      <w:r>
+        <w:t xml:space="preserve"> --image=your-docker-image -- /bin/bash</w:t>
+      </w:r>
+    </w:p>
+    <w:p>
+      <w:r>
+        <w:t xml:space="preserve">As image we can use for example the </w:t>
+      </w:r>
+      <w:r>
+        <w:t xml:space="preserve">busybox:1.28 </w:t>
+      </w:r>
+      <w:r>
+        <w:t xml:space="preserve">or our own one. </w:t>
+      </w:r>
+    </w:p>
+    <w:p>
+      <w:r>
+        <w:t>F</w:t>
       </w:r>
       <w:r>
         <w:t xml:space="preserve">rom </w:t>
@@ -77,6 +120,9 @@
       </w:r>
       <w:r>
         <w:t>Pod’s terminal</w:t>
+      </w:r>
+      <w:r>
+        <w:t xml:space="preserve"> we can</w:t>
       </w:r>
       <w:r>
         <w:t xml:space="preserve"> test resolving DNS names:</w:t>
@@ -195,13 +241,7 @@
         </w:numPr>
       </w:pPr>
       <w:r>
-        <w:t xml:space="preserve">After making changes to CoreDNS </w:t>
-      </w:r>
-      <w:r>
-        <w:t>restart a coredns deployment</w:t>
-      </w:r>
-      <w:r>
-        <w:t>:</w:t>
+        <w:t>After making changes to CoreDNS restart a coredns deployment:</w:t>
       </w:r>
     </w:p>
     <w:p>
@@ -226,7 +266,41 @@
     </w:p>
     <w:p>
       <w:r>
-        <w:t>If we want to test how a Docker image behaves in a Pod, we can quickly create a testing Pod using that image.</w:t>
+        <w:t>If we want to test how a Docker image behaves in a Pod, we can quickly create a testing Pod using that image</w:t>
+      </w:r>
+      <w:r>
+        <w:t>:</w:t>
+      </w:r>
+    </w:p>
+    <w:p>
+      <w:pPr>
+        <w:pStyle w:val="ListParagraph"/>
+        <w:numPr>
+          <w:ilvl w:val="0"/>
+          <w:numId w:val="12"/>
+        </w:numPr>
+      </w:pPr>
+      <w:r>
+        <w:lastRenderedPageBreak/>
+        <w:t xml:space="preserve">kubectl run </w:t>
+      </w:r>
+      <w:r>
+        <w:t xml:space="preserve">-rm </w:t>
+      </w:r>
+      <w:r>
+        <w:t xml:space="preserve">-it </w:t>
+      </w:r>
+      <w:r>
+        <w:t>&lt;</w:t>
+      </w:r>
+      <w:r>
+        <w:t>pod</w:t>
+      </w:r>
+      <w:r>
+        <w:t>-name&gt;</w:t>
+      </w:r>
+      <w:r>
+        <w:t xml:space="preserve"> --image=your-docker-image -- /bin/bash</w:t>
       </w:r>
     </w:p>
     <w:p>
@@ -244,7 +318,6 @@
         <w:pStyle w:val="Heading1"/>
       </w:pPr>
       <w:r>
-        <w:lastRenderedPageBreak/>
         <w:t>Check resource specification</w:t>
       </w:r>
     </w:p>
@@ -258,13 +331,7 @@
     </w:p>
     <w:p>
       <w:r>
-        <w:t>More information about that command is in the ‘</w:t>
-      </w:r>
-      <w:r>
-        <w:t>Kubernetes useful commands’</w:t>
-      </w:r>
-      <w:r>
-        <w:t xml:space="preserve"> file.</w:t>
+        <w:t>More information about that command is in the ‘Kubernetes useful commands’ file.</w:t>
       </w:r>
     </w:p>
     <w:p>
@@ -282,19 +349,7 @@
     </w:p>
     <w:p>
       <w:r>
-        <w:t xml:space="preserve">More information about </w:t>
-      </w:r>
-      <w:r>
-        <w:t>those</w:t>
-      </w:r>
-      <w:r>
-        <w:t xml:space="preserve"> command</w:t>
-      </w:r>
-      <w:r>
-        <w:t>s</w:t>
-      </w:r>
-      <w:r>
-        <w:t xml:space="preserve"> is in the ‘Kubernetes useful commands’ file.</w:t>
+        <w:t>More information about those commands is in the ‘Kubernetes useful commands’ file.</w:t>
       </w:r>
     </w:p>
     <w:p>
@@ -997,6 +1052,119 @@
     </w:lvl>
   </w:abstractNum>
   <w:abstractNum w:abstractNumId="5" w15:restartNumberingAfterBreak="0">
+    <w:nsid w:val="38B24549"/>
+    <w:multiLevelType w:val="hybridMultilevel"/>
+    <w:tmpl w:val="7798A850"/>
+    <w:lvl w:ilvl="0" w:tplc="04090001">
+      <w:start w:val="1"/>
+      <w:numFmt w:val="bullet"/>
+      <w:lvlText w:val=""/>
+      <w:lvlJc w:val="left"/>
+      <w:pPr>
+        <w:ind w:left="720" w:hanging="360"/>
+      </w:pPr>
+      <w:rPr>
+        <w:rFonts w:ascii="Symbol" w:hAnsi="Symbol" w:hint="default"/>
+      </w:rPr>
+    </w:lvl>
+    <w:lvl w:ilvl="1" w:tplc="04090003">
+      <w:start w:val="1"/>
+      <w:numFmt w:val="bullet"/>
+      <w:lvlText w:val="o"/>
+      <w:lvlJc w:val="left"/>
+      <w:pPr>
+        <w:ind w:left="1440" w:hanging="360"/>
+      </w:pPr>
+      <w:rPr>
+        <w:rFonts w:ascii="Courier New" w:hAnsi="Courier New" w:cs="Courier New" w:hint="default"/>
+      </w:rPr>
+    </w:lvl>
+    <w:lvl w:ilvl="2" w:tplc="04090005" w:tentative="1">
+      <w:start w:val="1"/>
+      <w:numFmt w:val="bullet"/>
+      <w:lvlText w:val=""/>
+      <w:lvlJc w:val="left"/>
+      <w:pPr>
+        <w:ind w:left="2160" w:hanging="360"/>
+      </w:pPr>
+      <w:rPr>
+        <w:rFonts w:ascii="Wingdings" w:hAnsi="Wingdings" w:hint="default"/>
+      </w:rPr>
+    </w:lvl>
+    <w:lvl w:ilvl="3" w:tplc="04090001" w:tentative="1">
+      <w:start w:val="1"/>
+      <w:numFmt w:val="bullet"/>
+      <w:lvlText w:val=""/>
+      <w:lvlJc w:val="left"/>
+      <w:pPr>
+        <w:ind w:left="2880" w:hanging="360"/>
+      </w:pPr>
+      <w:rPr>
+        <w:rFonts w:ascii="Symbol" w:hAnsi="Symbol" w:hint="default"/>
+      </w:rPr>
+    </w:lvl>
+    <w:lvl w:ilvl="4" w:tplc="04090003" w:tentative="1">
+      <w:start w:val="1"/>
+      <w:numFmt w:val="bullet"/>
+      <w:lvlText w:val="o"/>
+      <w:lvlJc w:val="left"/>
+      <w:pPr>
+        <w:ind w:left="3600" w:hanging="360"/>
+      </w:pPr>
+      <w:rPr>
+        <w:rFonts w:ascii="Courier New" w:hAnsi="Courier New" w:cs="Courier New" w:hint="default"/>
+      </w:rPr>
+    </w:lvl>
+    <w:lvl w:ilvl="5" w:tplc="04090005" w:tentative="1">
+      <w:start w:val="1"/>
+      <w:numFmt w:val="bullet"/>
+      <w:lvlText w:val=""/>
+      <w:lvlJc w:val="left"/>
+      <w:pPr>
+        <w:ind w:left="4320" w:hanging="360"/>
+      </w:pPr>
+      <w:rPr>
+        <w:rFonts w:ascii="Wingdings" w:hAnsi="Wingdings" w:hint="default"/>
+      </w:rPr>
+    </w:lvl>
+    <w:lvl w:ilvl="6" w:tplc="04090001" w:tentative="1">
+      <w:start w:val="1"/>
+      <w:numFmt w:val="bullet"/>
+      <w:lvlText w:val=""/>
+      <w:lvlJc w:val="left"/>
+      <w:pPr>
+        <w:ind w:left="5040" w:hanging="360"/>
+      </w:pPr>
+      <w:rPr>
+        <w:rFonts w:ascii="Symbol" w:hAnsi="Symbol" w:hint="default"/>
+      </w:rPr>
+    </w:lvl>
+    <w:lvl w:ilvl="7" w:tplc="04090003" w:tentative="1">
+      <w:start w:val="1"/>
+      <w:numFmt w:val="bullet"/>
+      <w:lvlText w:val="o"/>
+      <w:lvlJc w:val="left"/>
+      <w:pPr>
+        <w:ind w:left="5760" w:hanging="360"/>
+      </w:pPr>
+      <w:rPr>
+        <w:rFonts w:ascii="Courier New" w:hAnsi="Courier New" w:cs="Courier New" w:hint="default"/>
+      </w:rPr>
+    </w:lvl>
+    <w:lvl w:ilvl="8" w:tplc="04090005" w:tentative="1">
+      <w:start w:val="1"/>
+      <w:numFmt w:val="bullet"/>
+      <w:lvlText w:val=""/>
+      <w:lvlJc w:val="left"/>
+      <w:pPr>
+        <w:ind w:left="6480" w:hanging="360"/>
+      </w:pPr>
+      <w:rPr>
+        <w:rFonts w:ascii="Wingdings" w:hAnsi="Wingdings" w:hint="default"/>
+      </w:rPr>
+    </w:lvl>
+  </w:abstractNum>
+  <w:abstractNum w:abstractNumId="6" w15:restartNumberingAfterBreak="0">
     <w:nsid w:val="44163D2E"/>
     <w:multiLevelType w:val="hybridMultilevel"/>
     <w:tmpl w:val="88A6B8DE"/>
@@ -1109,7 +1277,7 @@
       </w:rPr>
     </w:lvl>
   </w:abstractNum>
-  <w:abstractNum w:abstractNumId="6" w15:restartNumberingAfterBreak="0">
+  <w:abstractNum w:abstractNumId="7" w15:restartNumberingAfterBreak="0">
     <w:nsid w:val="450B7B78"/>
     <w:multiLevelType w:val="hybridMultilevel"/>
     <w:tmpl w:val="FC1E96F2"/>
@@ -1222,7 +1390,120 @@
       </w:rPr>
     </w:lvl>
   </w:abstractNum>
-  <w:abstractNum w:abstractNumId="7" w15:restartNumberingAfterBreak="0">
+  <w:abstractNum w:abstractNumId="8" w15:restartNumberingAfterBreak="0">
+    <w:nsid w:val="57117CA2"/>
+    <w:multiLevelType w:val="hybridMultilevel"/>
+    <w:tmpl w:val="2F1A4430"/>
+    <w:lvl w:ilvl="0" w:tplc="04090001">
+      <w:start w:val="1"/>
+      <w:numFmt w:val="bullet"/>
+      <w:lvlText w:val=""/>
+      <w:lvlJc w:val="left"/>
+      <w:pPr>
+        <w:ind w:left="720" w:hanging="360"/>
+      </w:pPr>
+      <w:rPr>
+        <w:rFonts w:ascii="Symbol" w:hAnsi="Symbol" w:hint="default"/>
+      </w:rPr>
+    </w:lvl>
+    <w:lvl w:ilvl="1" w:tplc="04090003">
+      <w:start w:val="1"/>
+      <w:numFmt w:val="bullet"/>
+      <w:lvlText w:val="o"/>
+      <w:lvlJc w:val="left"/>
+      <w:pPr>
+        <w:ind w:left="1440" w:hanging="360"/>
+      </w:pPr>
+      <w:rPr>
+        <w:rFonts w:ascii="Courier New" w:hAnsi="Courier New" w:cs="Courier New" w:hint="default"/>
+      </w:rPr>
+    </w:lvl>
+    <w:lvl w:ilvl="2" w:tplc="04090005">
+      <w:start w:val="1"/>
+      <w:numFmt w:val="bullet"/>
+      <w:lvlText w:val=""/>
+      <w:lvlJc w:val="left"/>
+      <w:pPr>
+        <w:ind w:left="2160" w:hanging="360"/>
+      </w:pPr>
+      <w:rPr>
+        <w:rFonts w:ascii="Wingdings" w:hAnsi="Wingdings" w:hint="default"/>
+      </w:rPr>
+    </w:lvl>
+    <w:lvl w:ilvl="3" w:tplc="04090001" w:tentative="1">
+      <w:start w:val="1"/>
+      <w:numFmt w:val="bullet"/>
+      <w:lvlText w:val=""/>
+      <w:lvlJc w:val="left"/>
+      <w:pPr>
+        <w:ind w:left="2880" w:hanging="360"/>
+      </w:pPr>
+      <w:rPr>
+        <w:rFonts w:ascii="Symbol" w:hAnsi="Symbol" w:hint="default"/>
+      </w:rPr>
+    </w:lvl>
+    <w:lvl w:ilvl="4" w:tplc="04090003" w:tentative="1">
+      <w:start w:val="1"/>
+      <w:numFmt w:val="bullet"/>
+      <w:lvlText w:val="o"/>
+      <w:lvlJc w:val="left"/>
+      <w:pPr>
+        <w:ind w:left="3600" w:hanging="360"/>
+      </w:pPr>
+      <w:rPr>
+        <w:rFonts w:ascii="Courier New" w:hAnsi="Courier New" w:cs="Courier New" w:hint="default"/>
+      </w:rPr>
+    </w:lvl>
+    <w:lvl w:ilvl="5" w:tplc="04090005" w:tentative="1">
+      <w:start w:val="1"/>
+      <w:numFmt w:val="bullet"/>
+      <w:lvlText w:val=""/>
+      <w:lvlJc w:val="left"/>
+      <w:pPr>
+        <w:ind w:left="4320" w:hanging="360"/>
+      </w:pPr>
+      <w:rPr>
+        <w:rFonts w:ascii="Wingdings" w:hAnsi="Wingdings" w:hint="default"/>
+      </w:rPr>
+    </w:lvl>
+    <w:lvl w:ilvl="6" w:tplc="04090001" w:tentative="1">
+      <w:start w:val="1"/>
+      <w:numFmt w:val="bullet"/>
+      <w:lvlText w:val=""/>
+      <w:lvlJc w:val="left"/>
+      <w:pPr>
+        <w:ind w:left="5040" w:hanging="360"/>
+      </w:pPr>
+      <w:rPr>
+        <w:rFonts w:ascii="Symbol" w:hAnsi="Symbol" w:hint="default"/>
+      </w:rPr>
+    </w:lvl>
+    <w:lvl w:ilvl="7" w:tplc="04090003" w:tentative="1">
+      <w:start w:val="1"/>
+      <w:numFmt w:val="bullet"/>
+      <w:lvlText w:val="o"/>
+      <w:lvlJc w:val="left"/>
+      <w:pPr>
+        <w:ind w:left="5760" w:hanging="360"/>
+      </w:pPr>
+      <w:rPr>
+        <w:rFonts w:ascii="Courier New" w:hAnsi="Courier New" w:cs="Courier New" w:hint="default"/>
+      </w:rPr>
+    </w:lvl>
+    <w:lvl w:ilvl="8" w:tplc="04090005" w:tentative="1">
+      <w:start w:val="1"/>
+      <w:numFmt w:val="bullet"/>
+      <w:lvlText w:val=""/>
+      <w:lvlJc w:val="left"/>
+      <w:pPr>
+        <w:ind w:left="6480" w:hanging="360"/>
+      </w:pPr>
+      <w:rPr>
+        <w:rFonts w:ascii="Wingdings" w:hAnsi="Wingdings" w:hint="default"/>
+      </w:rPr>
+    </w:lvl>
+  </w:abstractNum>
+  <w:abstractNum w:abstractNumId="9" w15:restartNumberingAfterBreak="0">
     <w:nsid w:val="5CAC6A4F"/>
     <w:multiLevelType w:val="hybridMultilevel"/>
     <w:tmpl w:val="D99CD4E4"/>
@@ -1335,7 +1616,7 @@
       </w:rPr>
     </w:lvl>
   </w:abstractNum>
-  <w:abstractNum w:abstractNumId="8" w15:restartNumberingAfterBreak="0">
+  <w:abstractNum w:abstractNumId="10" w15:restartNumberingAfterBreak="0">
     <w:nsid w:val="637B360A"/>
     <w:multiLevelType w:val="hybridMultilevel"/>
     <w:tmpl w:val="27C89C88"/>
@@ -1448,7 +1729,7 @@
       </w:rPr>
     </w:lvl>
   </w:abstractNum>
-  <w:abstractNum w:abstractNumId="9" w15:restartNumberingAfterBreak="0">
+  <w:abstractNum w:abstractNumId="11" w15:restartNumberingAfterBreak="0">
     <w:nsid w:val="7A182DFA"/>
     <w:multiLevelType w:val="hybridMultilevel"/>
     <w:tmpl w:val="20E8BDC2"/>
@@ -1562,7 +1843,7 @@
     </w:lvl>
   </w:abstractNum>
   <w:num w:numId="1" w16cid:durableId="352922522">
-    <w:abstractNumId w:val="7"/>
+    <w:abstractNumId w:val="9"/>
   </w:num>
   <w:num w:numId="2" w16cid:durableId="305627122">
     <w:abstractNumId w:val="4"/>
@@ -1574,22 +1855,28 @@
     <w:abstractNumId w:val="2"/>
   </w:num>
   <w:num w:numId="5" w16cid:durableId="1887639875">
-    <w:abstractNumId w:val="8"/>
+    <w:abstractNumId w:val="10"/>
   </w:num>
   <w:num w:numId="6" w16cid:durableId="24134296">
-    <w:abstractNumId w:val="9"/>
+    <w:abstractNumId w:val="11"/>
   </w:num>
   <w:num w:numId="7" w16cid:durableId="1327172891">
     <w:abstractNumId w:val="0"/>
   </w:num>
   <w:num w:numId="8" w16cid:durableId="1328367545">
-    <w:abstractNumId w:val="5"/>
+    <w:abstractNumId w:val="6"/>
   </w:num>
   <w:num w:numId="9" w16cid:durableId="2065566677">
     <w:abstractNumId w:val="3"/>
   </w:num>
   <w:num w:numId="10" w16cid:durableId="1353068114">
-    <w:abstractNumId w:val="6"/>
+    <w:abstractNumId w:val="7"/>
+  </w:num>
+  <w:num w:numId="11" w16cid:durableId="1563636961">
+    <w:abstractNumId w:val="8"/>
+  </w:num>
+  <w:num w:numId="12" w16cid:durableId="1761101219">
+    <w:abstractNumId w:val="5"/>
   </w:num>
 </w:numbering>
 </file>

--- a/kubernetes/kubernetes debugging.docx
+++ b/kubernetes/kubernetes debugging.docx
@@ -258,9 +258,45 @@
     </w:p>
     <w:p>
       <w:pPr>
+        <w:pStyle w:val="Heading2"/>
+      </w:pPr>
+      <w:r>
+        <w:t>Other networking</w:t>
+      </w:r>
+    </w:p>
+    <w:p>
+      <w:pPr>
+        <w:pStyle w:val="ListParagraph"/>
+        <w:numPr>
+          <w:ilvl w:val="0"/>
+          <w:numId w:val="9"/>
+        </w:numPr>
+      </w:pPr>
+      <w:r>
+        <w:t xml:space="preserve">Check if I can ping </w:t>
+      </w:r>
+      <w:r>
+        <w:t xml:space="preserve">from inside of a Pod </w:t>
+      </w:r>
+      <w:r>
+        <w:t>other Pods / Services using their IP address instead of DNS name</w:t>
+      </w:r>
+    </w:p>
+    <w:p>
+      <w:pPr>
+        <w:pStyle w:val="ListParagraph"/>
+        <w:numPr>
+          <w:ilvl w:val="0"/>
+          <w:numId w:val="9"/>
+        </w:numPr>
+      </w:pPr>
+    </w:p>
+    <w:p>
+      <w:pPr>
         <w:pStyle w:val="Heading1"/>
       </w:pPr>
       <w:r>
+        <w:lastRenderedPageBreak/>
         <w:t>Testing a Docker image</w:t>
       </w:r>
     </w:p>
@@ -281,7 +317,6 @@
         </w:numPr>
       </w:pPr>
       <w:r>
-        <w:lastRenderedPageBreak/>
         <w:t xml:space="preserve">kubectl run </w:t>
       </w:r>
       <w:r>
@@ -344,12 +379,63 @@
     </w:p>
     <w:p>
       <w:r>
-        <w:t>We can check resources logs using the ‘kubectl logs’ and ‘kubectl describe’ commands.</w:t>
-      </w:r>
-    </w:p>
-    <w:p>
-      <w:r>
-        <w:t>More information about those commands is in the ‘Kubernetes useful commands’ file.</w:t>
+        <w:t>We can check resources logs using the</w:t>
+      </w:r>
+      <w:r>
+        <w:t xml:space="preserve"> following commands:</w:t>
+      </w:r>
+    </w:p>
+    <w:p>
+      <w:pPr>
+        <w:pStyle w:val="ListParagraph"/>
+        <w:numPr>
+          <w:ilvl w:val="0"/>
+          <w:numId w:val="12"/>
+        </w:numPr>
+      </w:pPr>
+      <w:r>
+        <w:t>Kubectl logs &lt;resource-type&gt; &lt;resource-name&gt;</w:t>
+      </w:r>
+    </w:p>
+    <w:p>
+      <w:pPr>
+        <w:pStyle w:val="ListParagraph"/>
+        <w:numPr>
+          <w:ilvl w:val="0"/>
+          <w:numId w:val="12"/>
+        </w:numPr>
+      </w:pPr>
+      <w:r>
+        <w:t>Kubectl describe &lt;resource-type&gt; &lt;resource-name&gt;</w:t>
+      </w:r>
+    </w:p>
+    <w:p>
+      <w:pPr>
+        <w:pStyle w:val="ListParagraph"/>
+        <w:numPr>
+          <w:ilvl w:val="0"/>
+          <w:numId w:val="12"/>
+        </w:numPr>
+      </w:pPr>
+      <w:r>
+        <w:t xml:space="preserve">kubectl get events -n </w:t>
+      </w:r>
+      <w:r>
+        <w:t>&lt;namespace&gt;</w:t>
+      </w:r>
+      <w:r>
+        <w:t xml:space="preserve"> --sort-by=.lastTimestamp</w:t>
+      </w:r>
+    </w:p>
+    <w:p>
+      <w:r>
+        <w:t>More information about those commands is in the ‘Kubernetes useful commands’ file</w:t>
+      </w:r>
+      <w:r>
+        <w:t>, ‘Get logs’ section</w:t>
+      </w:r>
+      <w:r>
+        <w:t>.</w:t>
       </w:r>
     </w:p>
     <w:p>
@@ -446,6 +532,7 @@
         </w:numPr>
       </w:pPr>
       <w:r>
+        <w:lastRenderedPageBreak/>
         <w:t>kubectl get pods -n kube-system</w:t>
       </w:r>
       <w:r>
@@ -1054,7 +1141,7 @@
   <w:abstractNum w:abstractNumId="5" w15:restartNumberingAfterBreak="0">
     <w:nsid w:val="38B24549"/>
     <w:multiLevelType w:val="hybridMultilevel"/>
-    <w:tmpl w:val="7798A850"/>
+    <w:tmpl w:val="CF1273CE"/>
     <w:lvl w:ilvl="0" w:tplc="04090001">
       <w:start w:val="1"/>
       <w:numFmt w:val="bullet"/>
